--- a/docs/anexo-testes-rascunho-2.docx
+++ b/docs/anexo-testes-rascunho-2.docx
@@ -3468,7 +3468,7 @@
       </w:r>
       <w:r>
         <w:rPr/>
-        <w:t xml:space="preserve"> sem. Dos 347, </w:t>
+        <w:t xml:space="preserve"> sem. </w:t>
       </w:r>
       <w:r>
         <w:rPr>
@@ -3478,13 +3478,392 @@
       </w:r>
       <w:r>
         <w:rPr/>
-        <w:t xml:space="preserve"> conquistaram o primeiro rating pela regra da seção 6 do Anexo Normativo. Dos 133, </w:t>
-      </w:r>
-      <w:r>
-        <w:rPr>
-          <w:rStyle w:val="Strong"/>
-        </w:rPr>
-        <w:t>46</w:t>
+        <w:t xml:space="preserve"> conquistaram o primeiro rating pela regra da seção 6 do Anexo Normativo.</w:t>
+      </w:r>
+    </w:p>
+    <w:tbl>
+      <w:tblPr>
+        <w:tblW w:w="9972" w:type="dxa"/>
+        <w:jc w:val="left"/>
+        <w:tblInd w:w="28" w:type="dxa"/>
+        <w:tblLayout w:type="fixed"/>
+        <w:tblCellMar>
+          <w:top w:w="28" w:type="dxa"/>
+          <w:left w:w="28" w:type="dxa"/>
+          <w:bottom w:w="28" w:type="dxa"/>
+          <w:right w:w="28" w:type="dxa"/>
+        </w:tblCellMar>
+      </w:tblPr>
+      <w:tblGrid>
+        <w:gridCol w:w="3362"/>
+        <w:gridCol w:w="2181"/>
+        <w:gridCol w:w="2528"/>
+        <w:gridCol w:w="1901"/>
+      </w:tblGrid>
+      <w:tr>
+        <w:trPr>
+          <w:cantSplit/>
+          <w:tblHeader w:val="true"/>
+        </w:trPr>
+        <w:tc>
+          <w:tcPr>
+            <w:tcW w:w="3362" w:type="dxa"/>
+            <w:tcBorders/>
+            <w:vAlign w:val="center"/>
+          </w:tcPr>
+          <w:p>
+            <w:pPr>
+              <w:pStyle w:val="TableHeading"/>
+              <w:bidi w:val="0"/>
+              <w:ind w:hanging="0" w:left="0" w:right="0"/>
+              <w:jc w:val="left"/>
+              <w:rPr/>
+            </w:pPr>
+            <w:r>
+              <w:rPr/>
+              <w:t>Como entraram no ciclo</w:t>
+            </w:r>
+          </w:p>
+        </w:tc>
+        <w:tc>
+          <w:tcPr>
+            <w:tcW w:w="2181" w:type="dxa"/>
+            <w:tcBorders/>
+            <w:vAlign w:val="center"/>
+          </w:tcPr>
+          <w:p>
+            <w:pPr>
+              <w:pStyle w:val="TableHeading"/>
+              <w:bidi w:val="0"/>
+              <w:ind w:hanging="0" w:left="0" w:right="0"/>
+              <w:jc w:val="right"/>
+              <w:rPr/>
+            </w:pPr>
+            <w:r>
+              <w:rPr/>
+              <w:t>Jogadores</w:t>
+            </w:r>
+          </w:p>
+        </w:tc>
+        <w:tc>
+          <w:tcPr>
+            <w:tcW w:w="2528" w:type="dxa"/>
+            <w:tcBorders/>
+            <w:vAlign w:val="center"/>
+          </w:tcPr>
+          <w:p>
+            <w:pPr>
+              <w:pStyle w:val="TableHeading"/>
+              <w:bidi w:val="0"/>
+              <w:ind w:hanging="0" w:left="0" w:right="0"/>
+              <w:jc w:val="right"/>
+              <w:rPr/>
+            </w:pPr>
+            <w:r>
+              <w:rPr/>
+              <w:t>Terminam com rating</w:t>
+            </w:r>
+          </w:p>
+        </w:tc>
+        <w:tc>
+          <w:tcPr>
+            <w:tcW w:w="1901" w:type="dxa"/>
+            <w:tcBorders/>
+            <w:vAlign w:val="center"/>
+          </w:tcPr>
+          <w:p>
+            <w:pPr>
+              <w:pStyle w:val="TableHeading"/>
+              <w:bidi w:val="0"/>
+              <w:jc w:val="right"/>
+              <w:rPr/>
+            </w:pPr>
+            <w:r>
+              <w:rPr/>
+              <w:t>Sem rating</w:t>
+            </w:r>
+          </w:p>
+        </w:tc>
+      </w:tr>
+      <w:tr>
+        <w:trPr>
+          <w:cantSplit/>
+        </w:trPr>
+        <w:tc>
+          <w:tcPr>
+            <w:tcW w:w="3362" w:type="dxa"/>
+            <w:tcBorders/>
+            <w:vAlign w:val="center"/>
+          </w:tcPr>
+          <w:p>
+            <w:pPr>
+              <w:pStyle w:val="TableContents"/>
+              <w:bidi w:val="0"/>
+              <w:ind w:hanging="0" w:left="0" w:right="0"/>
+              <w:jc w:val="left"/>
+              <w:rPr/>
+            </w:pPr>
+            <w:r>
+              <w:rPr/>
+              <w:t>Já com rating</w:t>
+            </w:r>
+          </w:p>
+        </w:tc>
+        <w:tc>
+          <w:tcPr>
+            <w:tcW w:w="2181" w:type="dxa"/>
+            <w:tcBorders/>
+            <w:vAlign w:val="center"/>
+          </w:tcPr>
+          <w:p>
+            <w:pPr>
+              <w:pStyle w:val="TableContents"/>
+              <w:bidi w:val="0"/>
+              <w:ind w:hanging="0" w:left="0" w:right="0"/>
+              <w:jc w:val="right"/>
+              <w:rPr/>
+            </w:pPr>
+            <w:r>
+              <w:rPr/>
+              <w:t>301</w:t>
+            </w:r>
+          </w:p>
+        </w:tc>
+        <w:tc>
+          <w:tcPr>
+            <w:tcW w:w="2528" w:type="dxa"/>
+            <w:tcBorders/>
+            <w:vAlign w:val="center"/>
+          </w:tcPr>
+          <w:p>
+            <w:pPr>
+              <w:pStyle w:val="TableContents"/>
+              <w:bidi w:val="0"/>
+              <w:ind w:hanging="0" w:left="0" w:right="0"/>
+              <w:jc w:val="right"/>
+              <w:rPr/>
+            </w:pPr>
+            <w:r>
+              <w:rPr/>
+              <w:t>298</w:t>
+            </w:r>
+          </w:p>
+        </w:tc>
+        <w:tc>
+          <w:tcPr>
+            <w:tcW w:w="1901" w:type="dxa"/>
+            <w:tcBorders/>
+            <w:vAlign w:val="center"/>
+          </w:tcPr>
+          <w:p>
+            <w:pPr>
+              <w:pStyle w:val="TableContents"/>
+              <w:bidi w:val="0"/>
+              <w:jc w:val="right"/>
+              <w:rPr/>
+            </w:pPr>
+            <w:r>
+              <w:rPr/>
+              <w:t>3</w:t>
+            </w:r>
+          </w:p>
+        </w:tc>
+      </w:tr>
+      <w:tr>
+        <w:trPr>
+          <w:cantSplit/>
+        </w:trPr>
+        <w:tc>
+          <w:tcPr>
+            <w:tcW w:w="3362" w:type="dxa"/>
+            <w:tcBorders/>
+            <w:vAlign w:val="center"/>
+          </w:tcPr>
+          <w:p>
+            <w:pPr>
+              <w:pStyle w:val="TableContents"/>
+              <w:bidi w:val="0"/>
+              <w:ind w:hanging="0" w:left="0" w:right="0"/>
+              <w:jc w:val="left"/>
+              <w:rPr/>
+            </w:pPr>
+            <w:r>
+              <w:rPr/>
+              <w:t>Estreantes — sem rating e sem partidas</w:t>
+            </w:r>
+          </w:p>
+        </w:tc>
+        <w:tc>
+          <w:tcPr>
+            <w:tcW w:w="2181" w:type="dxa"/>
+            <w:tcBorders/>
+            <w:vAlign w:val="center"/>
+          </w:tcPr>
+          <w:p>
+            <w:pPr>
+              <w:pStyle w:val="TableContents"/>
+              <w:bidi w:val="0"/>
+              <w:ind w:hanging="0" w:left="0" w:right="0"/>
+              <w:jc w:val="right"/>
+              <w:rPr/>
+            </w:pPr>
+            <w:r>
+              <w:rPr/>
+              <w:t>162</w:t>
+            </w:r>
+          </w:p>
+        </w:tc>
+        <w:tc>
+          <w:tcPr>
+            <w:tcW w:w="2528" w:type="dxa"/>
+            <w:tcBorders/>
+            <w:vAlign w:val="center"/>
+          </w:tcPr>
+          <w:p>
+            <w:pPr>
+              <w:pStyle w:val="TableContents"/>
+              <w:bidi w:val="0"/>
+              <w:ind w:hanging="0" w:left="0" w:right="0"/>
+              <w:jc w:val="right"/>
+              <w:rPr/>
+            </w:pPr>
+            <w:r>
+              <w:rPr/>
+              <w:t>41</w:t>
+            </w:r>
+          </w:p>
+        </w:tc>
+        <w:tc>
+          <w:tcPr>
+            <w:tcW w:w="1901" w:type="dxa"/>
+            <w:tcBorders/>
+            <w:vAlign w:val="center"/>
+          </w:tcPr>
+          <w:p>
+            <w:pPr>
+              <w:pStyle w:val="TableContents"/>
+              <w:bidi w:val="0"/>
+              <w:jc w:val="right"/>
+              <w:rPr/>
+            </w:pPr>
+            <w:r>
+              <w:rPr/>
+              <w:t>121</w:t>
+            </w:r>
+          </w:p>
+        </w:tc>
+      </w:tr>
+      <w:tr>
+        <w:trPr>
+          <w:cantSplit/>
+        </w:trPr>
+        <w:tc>
+          <w:tcPr>
+            <w:tcW w:w="3362" w:type="dxa"/>
+            <w:tcBorders/>
+            <w:vAlign w:val="center"/>
+          </w:tcPr>
+          <w:p>
+            <w:pPr>
+              <w:pStyle w:val="TableContents"/>
+              <w:bidi w:val="0"/>
+              <w:ind w:hanging="0" w:left="0" w:right="0"/>
+              <w:jc w:val="left"/>
+              <w:rPr/>
+            </w:pPr>
+            <w:r>
+              <w:rPr/>
+              <w:t>Sem rating, com partidas já acumuladas</w:t>
+            </w:r>
+          </w:p>
+        </w:tc>
+        <w:tc>
+          <w:tcPr>
+            <w:tcW w:w="2181" w:type="dxa"/>
+            <w:tcBorders/>
+            <w:vAlign w:val="center"/>
+          </w:tcPr>
+          <w:p>
+            <w:pPr>
+              <w:pStyle w:val="TableContents"/>
+              <w:bidi w:val="0"/>
+              <w:ind w:hanging="0" w:left="0" w:right="0"/>
+              <w:jc w:val="right"/>
+              <w:rPr/>
+            </w:pPr>
+            <w:r>
+              <w:rPr/>
+              <w:t>17</w:t>
+            </w:r>
+          </w:p>
+        </w:tc>
+        <w:tc>
+          <w:tcPr>
+            <w:tcW w:w="2528" w:type="dxa"/>
+            <w:tcBorders/>
+            <w:vAlign w:val="center"/>
+          </w:tcPr>
+          <w:p>
+            <w:pPr>
+              <w:pStyle w:val="TableContents"/>
+              <w:bidi w:val="0"/>
+              <w:ind w:hanging="0" w:left="0" w:right="0"/>
+              <w:jc w:val="right"/>
+              <w:rPr/>
+            </w:pPr>
+            <w:r>
+              <w:rPr/>
+              <w:t>8</w:t>
+            </w:r>
+          </w:p>
+        </w:tc>
+        <w:tc>
+          <w:tcPr>
+            <w:tcW w:w="1901" w:type="dxa"/>
+            <w:tcBorders/>
+            <w:vAlign w:val="center"/>
+          </w:tcPr>
+          <w:p>
+            <w:pPr>
+              <w:pStyle w:val="TableContents"/>
+              <w:bidi w:val="0"/>
+              <w:jc w:val="right"/>
+              <w:rPr/>
+            </w:pPr>
+            <w:r>
+              <w:rPr/>
+              <w:t>9</w:t>
+            </w:r>
+          </w:p>
+        </w:tc>
+      </w:tr>
+    </w:tbl>
+    <w:p>
+      <w:pPr>
+        <w:pStyle w:val="BodyText"/>
+        <w:bidi w:val="0"/>
+        <w:jc w:val="left"/>
+        <w:rPr/>
+      </w:pPr>
+      <w:r>
+        <w:rPr/>
+        <w:t xml:space="preserve">Dos </w:t>
+      </w:r>
+      <w:r>
+        <w:rPr>
+          <w:rStyle w:val="Strong"/>
+        </w:rPr>
+        <w:t>121 estreantes que terminam sem rating</w:t>
+      </w:r>
+      <w:r>
+        <w:rPr/>
+        <w:t xml:space="preserve">, </w:t>
+      </w:r>
+      <w:r>
+        <w:rPr>
+          <w:rStyle w:val="Strong"/>
+        </w:rPr>
+        <w:t>37</w:t>
       </w:r>
       <w:r>
         <w:rPr/>
@@ -3494,11 +3873,31 @@
         <w:rPr>
           <w:rStyle w:val="Strong"/>
         </w:rPr>
-        <w:t>87</w:t>
-      </w:r>
-      <w:r>
-        <w:rPr/>
-        <w:t xml:space="preserve"> não têm nenhuma: todo torneio que disputaram foi descartado, porque em nenhum deles pontuaram contra adversário com rating.</w:t>
+        <w:t>84 não têm nenhuma</w:t>
+      </w:r>
+      <w:r>
+        <w:rPr/>
+        <w:t xml:space="preserve">: o torneio que disputaram foi descartado, porque nele não pontuaram contra adversário com rating. </w:t>
+      </w:r>
+      <w:r>
+        <w:rPr>
+          <w:rStyle w:val="Strong"/>
+        </w:rPr>
+        <w:t>Todos os 84 disputaram um único torneio.</w:t>
+      </w:r>
+      <w:r>
+        <w:rPr/>
+        <w:t xml:space="preserve"> Os </w:t>
+      </w:r>
+      <w:r>
+        <w:rPr>
+          <w:rStyle w:val="Strong"/>
+        </w:rPr>
+        <w:t>3</w:t>
+      </w:r>
+      <w:r>
+        <w:rPr/>
+        <w:t xml:space="preserve"> que entraram com rating e terminam sem ele caíram abaixo do piso de 1200 (Anexo Normativo, seção 7).</w:t>
       </w:r>
     </w:p>
     <w:p>
@@ -3521,6 +3920,44 @@
       <w:r>
         <w:rPr/>
         <w:t>. Este é o número com as duas decisões da FEXERJ de 20/08/2026 — descartam-se tantos torneios quantos forem os zerados, e "zerar" é não pontuar contra adversário com rating. No rascunho 1, sob as leituras anteriores — um único descarte, e "zerar" como não pontuar de forma alguma —, eram 23. É a mudança de maior alcance desta rodada de revisão.</w:t>
+      </w:r>
+    </w:p>
+    <w:p>
+      <w:pPr>
+        <w:pStyle w:val="BodyText"/>
+        <w:bidi w:val="0"/>
+        <w:jc w:val="left"/>
+        <w:rPr/>
+      </w:pPr>
+      <w:r>
+        <w:rPr>
+          <w:rStyle w:val="Strong"/>
+        </w:rPr>
+        <w:t>Os 71 descartes cabem em 68 jogadores porque um deles teve quatro</w:t>
+      </w:r>
+      <w:r>
+        <w:rPr/>
+        <w:t xml:space="preserve">, e esse caso merece registro. O jogador entrou no ciclo com rating no piso, caiu abaixo dele no primeiro bimestre e, refazendo o rating como estreante, disputou </w:t>
+      </w:r>
+      <w:r>
+        <w:rPr>
+          <w:rStyle w:val="Strong"/>
+        </w:rPr>
+        <w:t>quatro torneios sem pontuar contra adversário com rating</w:t>
+      </w:r>
+      <w:r>
+        <w:rPr/>
+        <w:t xml:space="preserve"> — os quatro descartados. Termina o semestre sem rating e sem nada acumulado rumo às 5 partidas, embora a contagem de partidas disputadas esteja preservada (Anexo Normativo, seção 7). É a regra como está escrita: o piso devolve a proteção do descarte, e ela vale enquanto o jogador não pontuar contra adversário com rating. </w:t>
+      </w:r>
+      <w:r>
+        <w:rPr>
+          <w:rStyle w:val="Strong"/>
+        </w:rPr>
+        <w:t>Entre os estreantes isso não aconteceu</w:t>
+      </w:r>
+      <w:r>
+        <w:rPr/>
+        <w:t xml:space="preserve"> — nenhum dos 84 disputou mais de um torneio. Aparece em quem refaz o rating.</w:t>
       </w:r>
     </w:p>
     <w:p>
